--- a/Table_1.docx
+++ b/Table_1.docx
@@ -881,7 +881,7 @@
                 <w:rFonts w:ascii="Calibri" w:hAnsi="Calibri"/>
                 <w:sz w:val="20"/>
               </w:rPr>
-              <w:t xml:space="default">none</w:t>
+              <w:t xml:space="default">n/a (no categorical terms)</w:t>
             </w:r>
           </w:p>
         </w:tc>
@@ -1451,7 +1451,7 @@
                 <w:rFonts w:ascii="Calibri" w:hAnsi="Calibri"/>
                 <w:sz w:val="20"/>
               </w:rPr>
-              <w:t xml:space="default">none</w:t>
+              <w:t xml:space="default">n/a (no categorical terms)</w:t>
             </w:r>
           </w:p>
         </w:tc>
@@ -2021,7 +2021,7 @@
                 <w:rFonts w:ascii="Calibri" w:hAnsi="Calibri"/>
                 <w:sz w:val="20"/>
               </w:rPr>
-              <w:t xml:space="default">none</w:t>
+              <w:t xml:space="default">n/a (no categorical terms)</w:t>
             </w:r>
           </w:p>
         </w:tc>
@@ -2591,7 +2591,7 @@
                 <w:rFonts w:ascii="Calibri" w:hAnsi="Calibri"/>
                 <w:sz w:val="20"/>
               </w:rPr>
-              <w:t xml:space="default">none</w:t>
+              <w:t xml:space="default">n/a (no categorical terms)</w:t>
             </w:r>
           </w:p>
         </w:tc>
@@ -3161,7 +3161,7 @@
                 <w:rFonts w:ascii="Calibri" w:hAnsi="Calibri"/>
                 <w:sz w:val="20"/>
               </w:rPr>
-              <w:t xml:space="default">none</w:t>
+              <w:t xml:space="default">n/a (no categorical terms)</w:t>
             </w:r>
           </w:p>
         </w:tc>

--- a/Table_1.docx
+++ b/Table_1.docx
@@ -737,7 +737,7 @@
                 <w:rFonts w:ascii="Calibri" w:hAnsi="Calibri"/>
                 <w:sz w:val="20"/>
               </w:rPr>
-              <w:t xml:space="default">Hurricane average</w:t>
+              <w:t xml:space="default">Smoothed TC frequency</w:t>
             </w:r>
           </w:p>
         </w:tc>
@@ -761,7 +761,7 @@
                 <w:rFonts w:ascii="Calibri" w:hAnsi="Calibri"/>
                 <w:sz w:val="20"/>
               </w:rPr>
-              <w:t xml:space="default">-87.047</w:t>
+              <w:t xml:space="default">-60.770</w:t>
             </w:r>
           </w:p>
         </w:tc>
@@ -785,7 +785,7 @@
                 <w:rFonts w:ascii="Calibri" w:hAnsi="Calibri"/>
                 <w:sz w:val="20"/>
               </w:rPr>
-              <w:t xml:space="default">0.900</w:t>
+              <w:t xml:space="default">0.845</w:t>
             </w:r>
           </w:p>
         </w:tc>
@@ -809,7 +809,7 @@
                 <w:rFonts w:ascii="Calibri" w:hAnsi="Calibri"/>
                 <w:sz w:val="20"/>
               </w:rPr>
-              <w:t xml:space="default">0.864</w:t>
+              <w:t xml:space="default">0.773</w:t>
             </w:r>
           </w:p>
         </w:tc>
@@ -857,7 +857,7 @@
                 <w:rFonts w:ascii="Calibri" w:hAnsi="Calibri"/>
                 <w:sz w:val="20"/>
               </w:rPr>
-              <w:t xml:space="default">&lt;1e-04</w:t>
+              <w:t xml:space="default">0.0017</w:t>
             </w:r>
           </w:p>
         </w:tc>
@@ -905,7 +905,7 @@
                 <w:rFonts w:ascii="Calibri" w:hAnsi="Calibri"/>
                 <w:sz w:val="20"/>
               </w:rPr>
-              <w:t xml:space="default">s(age) (EDF=1); s(Hur100_av) (EDF=3.46)</w:t>
+              <w:t xml:space="default">s(age) (EDF=6.46); s(Hur100_av) (EDF=3)</w:t>
             </w:r>
           </w:p>
         </w:tc>
@@ -1283,31 +1283,31 @@
                 <w:rFonts w:ascii="Calibri" w:hAnsi="Calibri"/>
                 <w:sz w:val="20"/>
               </w:rPr>
-              <w:t xml:space="default">M_temp</w:t>
-            </w:r>
-          </w:p>
-        </w:tc>
-        <w:tc>
-          <w:tcPr>
-            <w:tcBorders>
-              <w:top w:val="single" w:space="0" w:color="D3D3D3"/>
-              <w:bottom w:val="single" w:space="0" w:color="D3D3D3"/>
-              <w:start w:val="single" w:space="0" w:color="D3D3D3"/>
-              <w:end w:val="single" w:space="0" w:color="D3D3D3"/>
-            </w:tcBorders>
-          </w:tcPr>
-          <w:p>
-            <w:pPr>
-              <w:spacing w:before="0" w:after="60"/>
-              <w:keepNext/>
-              <w:jc w:val="start"/>
-            </w:pPr>
-            <w:r>
-              <w:rPr>
-                <w:rFonts w:ascii="Calibri" w:hAnsi="Calibri"/>
-                <w:sz w:val="20"/>
-              </w:rPr>
-              <w:t xml:space="default">GMHT anomalies</w:t>
+              <w:t xml:space="default">M_hf</w:t>
+            </w:r>
+          </w:p>
+        </w:tc>
+        <w:tc>
+          <w:tcPr>
+            <w:tcBorders>
+              <w:top w:val="single" w:space="0" w:color="D3D3D3"/>
+              <w:bottom w:val="single" w:space="0" w:color="D3D3D3"/>
+              <w:start w:val="single" w:space="0" w:color="D3D3D3"/>
+              <w:end w:val="single" w:space="0" w:color="D3D3D3"/>
+            </w:tcBorders>
+          </w:tcPr>
+          <w:p>
+            <w:pPr>
+              <w:spacing w:before="0" w:after="60"/>
+              <w:keepNext/>
+              <w:jc w:val="start"/>
+            </w:pPr>
+            <w:r>
+              <w:rPr>
+                <w:rFonts w:ascii="Calibri" w:hAnsi="Calibri"/>
+                <w:sz w:val="20"/>
+              </w:rPr>
+              <w:t xml:space="default">TC frequency</w:t>
             </w:r>
           </w:p>
         </w:tc>
@@ -1331,7 +1331,7 @@
                 <w:rFonts w:ascii="Calibri" w:hAnsi="Calibri"/>
                 <w:sz w:val="20"/>
               </w:rPr>
-              <w:t xml:space="default">-3.972</w:t>
+              <w:t xml:space="default">-8.743</w:t>
             </w:r>
           </w:p>
         </w:tc>
@@ -1355,7 +1355,7 @@
                 <w:rFonts w:ascii="Calibri" w:hAnsi="Calibri"/>
                 <w:sz w:val="20"/>
               </w:rPr>
-              <w:t xml:space="default">0.168</w:t>
+              <w:t xml:space="default">0.368</w:t>
             </w:r>
           </w:p>
         </w:tc>
@@ -1379,55 +1379,55 @@
                 <w:rFonts w:ascii="Calibri" w:hAnsi="Calibri"/>
                 <w:sz w:val="20"/>
               </w:rPr>
-              <w:t xml:space="default">0.092</w:t>
-            </w:r>
-          </w:p>
-        </w:tc>
-        <w:tc>
-          <w:tcPr>
-            <w:tcBorders>
-              <w:top w:val="single" w:space="0" w:color="D3D3D3"/>
-              <w:bottom w:val="single" w:space="0" w:color="D3D3D3"/>
-              <w:start w:val="single" w:space="0" w:color="D3D3D3"/>
-              <w:end w:val="single" w:space="0" w:color="D3D3D3"/>
-            </w:tcBorders>
-          </w:tcPr>
-          <w:p>
-            <w:pPr>
-              <w:spacing w:before="0" w:after="60"/>
-              <w:keepNext/>
-              <w:jc w:val="start"/>
-            </w:pPr>
-            <w:r>
-              <w:rPr>
-                <w:rFonts w:ascii="Calibri" w:hAnsi="Calibri"/>
-                <w:sz w:val="20"/>
-              </w:rPr>
-              <w:t xml:space="default">s(GMHT_CPS0_30N)</w:t>
-            </w:r>
-          </w:p>
-        </w:tc>
-        <w:tc>
-          <w:tcPr>
-            <w:tcBorders>
-              <w:top w:val="single" w:space="0" w:color="D3D3D3"/>
-              <w:bottom w:val="single" w:space="0" w:color="D3D3D3"/>
-              <w:start w:val="single" w:space="0" w:color="D3D3D3"/>
-              <w:end w:val="single" w:space="0" w:color="D3D3D3"/>
-            </w:tcBorders>
-          </w:tcPr>
-          <w:p>
-            <w:pPr>
-              <w:spacing w:before="0" w:after="60"/>
-              <w:keepNext/>
-              <w:jc w:val="start"/>
-            </w:pPr>
-            <w:r>
-              <w:rPr>
-                <w:rFonts w:ascii="Calibri" w:hAnsi="Calibri"/>
-                <w:sz w:val="20"/>
-              </w:rPr>
-              <w:t xml:space="default">0.39</w:t>
+              <w:t xml:space="default">0.273</w:t>
+            </w:r>
+          </w:p>
+        </w:tc>
+        <w:tc>
+          <w:tcPr>
+            <w:tcBorders>
+              <w:top w:val="single" w:space="0" w:color="D3D3D3"/>
+              <w:bottom w:val="single" w:space="0" w:color="D3D3D3"/>
+              <w:start w:val="single" w:space="0" w:color="D3D3D3"/>
+              <w:end w:val="single" w:space="0" w:color="D3D3D3"/>
+            </w:tcBorders>
+          </w:tcPr>
+          <w:p>
+            <w:pPr>
+              <w:spacing w:before="0" w:after="60"/>
+              <w:keepNext/>
+              <w:jc w:val="start"/>
+            </w:pPr>
+            <w:r>
+              <w:rPr>
+                <w:rFonts w:ascii="Calibri" w:hAnsi="Calibri"/>
+                <w:sz w:val="20"/>
+              </w:rPr>
+              <w:t xml:space="default">s(Hur100_fqcy)</w:t>
+            </w:r>
+          </w:p>
+        </w:tc>
+        <w:tc>
+          <w:tcPr>
+            <w:tcBorders>
+              <w:top w:val="single" w:space="0" w:color="D3D3D3"/>
+              <w:bottom w:val="single" w:space="0" w:color="D3D3D3"/>
+              <w:start w:val="single" w:space="0" w:color="D3D3D3"/>
+              <w:end w:val="single" w:space="0" w:color="D3D3D3"/>
+            </w:tcBorders>
+          </w:tcPr>
+          <w:p>
+            <w:pPr>
+              <w:spacing w:before="0" w:after="60"/>
+              <w:keepNext/>
+              <w:jc w:val="start"/>
+            </w:pPr>
+            <w:r>
+              <w:rPr>
+                <w:rFonts w:ascii="Calibri" w:hAnsi="Calibri"/>
+                <w:sz w:val="20"/>
+              </w:rPr>
+              <w:t xml:space="default">0.056</w:t>
             </w:r>
           </w:p>
         </w:tc>
@@ -1475,7 +1475,7 @@
                 <w:rFonts w:ascii="Calibri" w:hAnsi="Calibri"/>
                 <w:sz w:val="20"/>
               </w:rPr>
-              <w:t xml:space="default">s(age) (EDF=1); s(GMHT_CPS0_30N) (EDF=2.1)</w:t>
+              <w:t xml:space="default">s(age) (EDF=3.16); s(Hur100_fqcy) (EDF=2.04)</w:t>
             </w:r>
           </w:p>
         </w:tc>
@@ -2154,31 +2154,31 @@
                 <w:rFonts w:ascii="Calibri" w:hAnsi="Calibri"/>
                 <w:sz w:val="20"/>
               </w:rPr>
-              <w:t xml:space="default">M_hyd</w:t>
-            </w:r>
-          </w:p>
-        </w:tc>
-        <w:tc>
-          <w:tcPr>
-            <w:tcBorders>
-              <w:top w:val="single" w:space="0" w:color="D3D3D3"/>
-              <w:bottom w:val="single" w:space="0" w:color="D3D3D3"/>
-              <w:start w:val="single" w:space="0" w:color="D3D3D3"/>
-              <w:end w:val="single" w:space="0" w:color="D3D3D3"/>
-            </w:tcBorders>
-          </w:tcPr>
-          <w:p>
-            <w:pPr>
-              <w:spacing w:before="0" w:after="60"/>
-              <w:keepNext/>
-              <w:jc w:val="start"/>
-            </w:pPr>
-            <w:r>
-              <w:rPr>
-                <w:rFonts w:ascii="Calibri" w:hAnsi="Calibri"/>
-                <w:sz w:val="20"/>
-              </w:rPr>
-              <w:t xml:space="default">Hydroclimatic trends</w:t>
+              <w:t xml:space="default">M_hur</w:t>
+            </w:r>
+          </w:p>
+        </w:tc>
+        <w:tc>
+          <w:tcPr>
+            <w:tcBorders>
+              <w:top w:val="single" w:space="0" w:color="D3D3D3"/>
+              <w:bottom w:val="single" w:space="0" w:color="D3D3D3"/>
+              <w:start w:val="single" w:space="0" w:color="D3D3D3"/>
+              <w:end w:val="single" w:space="0" w:color="D3D3D3"/>
+            </w:tcBorders>
+          </w:tcPr>
+          <w:p>
+            <w:pPr>
+              <w:spacing w:before="0" w:after="60"/>
+              <w:keepNext/>
+              <w:jc w:val="start"/>
+            </w:pPr>
+            <w:r>
+              <w:rPr>
+                <w:rFonts w:ascii="Calibri" w:hAnsi="Calibri"/>
+                <w:sz w:val="20"/>
+              </w:rPr>
+              <w:t xml:space="default">Hurricane regime</w:t>
             </w:r>
           </w:p>
         </w:tc>
@@ -2202,7 +2202,7 @@
                 <w:rFonts w:ascii="Calibri" w:hAnsi="Calibri"/>
                 <w:sz w:val="20"/>
               </w:rPr>
-              <w:t xml:space="default">-8.932</w:t>
+              <w:t xml:space="default">-3.541</w:t>
             </w:r>
           </w:p>
         </w:tc>
@@ -2226,7 +2226,7 @@
                 <w:rFonts w:ascii="Calibri" w:hAnsi="Calibri"/>
                 <w:sz w:val="20"/>
               </w:rPr>
-              <w:t xml:space="default">0.704</w:t>
+              <w:t xml:space="default">0.503</w:t>
             </w:r>
           </w:p>
         </w:tc>
@@ -2250,127 +2250,127 @@
                 <w:rFonts w:ascii="Calibri" w:hAnsi="Calibri"/>
                 <w:sz w:val="20"/>
               </w:rPr>
-              <w:t xml:space="default">0.422</w:t>
-            </w:r>
-          </w:p>
-        </w:tc>
-        <w:tc>
-          <w:tcPr>
-            <w:tcBorders>
-              <w:top w:val="single" w:space="0" w:color="D3D3D3"/>
-              <w:bottom w:val="single" w:space="0" w:color="D3D3D3"/>
-              <w:start w:val="single" w:space="0" w:color="D3D3D3"/>
-              <w:end w:val="single" w:space="0" w:color="D3D3D3"/>
-            </w:tcBorders>
-          </w:tcPr>
-          <w:p>
-            <w:pPr>
-              <w:spacing w:before="0" w:after="60"/>
-              <w:keepNext/>
-              <w:jc w:val="start"/>
-            </w:pPr>
-            <w:r>
-              <w:rPr>
-                <w:rFonts w:ascii="Calibri" w:hAnsi="Calibri"/>
-                <w:sz w:val="20"/>
-              </w:rPr>
-              <w:t xml:space="default">Hydro</w:t>
-            </w:r>
-          </w:p>
-        </w:tc>
-        <w:tc>
-          <w:tcPr>
-            <w:tcBorders>
-              <w:top w:val="single" w:space="0" w:color="D3D3D3"/>
-              <w:bottom w:val="single" w:space="0" w:color="D3D3D3"/>
-              <w:start w:val="single" w:space="0" w:color="D3D3D3"/>
-              <w:end w:val="single" w:space="0" w:color="D3D3D3"/>
-            </w:tcBorders>
-          </w:tcPr>
-          <w:p>
-            <w:pPr>
-              <w:spacing w:before="0" w:after="60"/>
-              <w:keepNext/>
-              <w:jc w:val="start"/>
-            </w:pPr>
-            <w:r>
-              <w:rPr>
-                <w:rFonts w:ascii="Calibri" w:hAnsi="Calibri"/>
-                <w:sz w:val="20"/>
-              </w:rPr>
-              <w:t xml:space="default">0.04</w:t>
-            </w:r>
-          </w:p>
-        </w:tc>
-        <w:tc>
-          <w:tcPr>
-            <w:tcBorders>
-              <w:top w:val="single" w:space="0" w:color="D3D3D3"/>
-              <w:bottom w:val="single" w:space="0" w:color="D3D3D3"/>
-              <w:start w:val="single" w:space="0" w:color="D3D3D3"/>
-              <w:end w:val="single" w:space="0" w:color="D3D3D3"/>
-            </w:tcBorders>
-          </w:tcPr>
-          <w:p>
-            <w:pPr>
-              <w:spacing w:before="0" w:after="60"/>
-              <w:keepNext/>
-              <w:jc w:val="start"/>
-            </w:pPr>
-            <w:r>
-              <w:rPr>
-                <w:rFonts w:ascii="Calibri" w:hAnsi="Calibri"/>
-                <w:sz w:val="20"/>
-              </w:rPr>
-              <w:t xml:space="default">Hydrono data (-1.68, p=0.028)</w:t>
-            </w:r>
-          </w:p>
-        </w:tc>
-        <w:tc>
-          <w:tcPr>
-            <w:tcBorders>
-              <w:top w:val="single" w:space="0" w:color="D3D3D3"/>
-              <w:bottom w:val="single" w:space="0" w:color="D3D3D3"/>
-              <w:start w:val="single" w:space="0" w:color="D3D3D3"/>
-              <w:end w:val="single" w:space="0" w:color="D3D3D3"/>
-            </w:tcBorders>
-          </w:tcPr>
-          <w:p>
-            <w:pPr>
-              <w:spacing w:before="0" w:after="60"/>
-              <w:keepNext/>
-              <w:jc w:val="start"/>
-            </w:pPr>
-            <w:r>
-              <w:rPr>
-                <w:rFonts w:ascii="Calibri" w:hAnsi="Calibri"/>
-                <w:sz w:val="20"/>
-              </w:rPr>
-              <w:t xml:space="default">s(age) (EDF=3.62)</w:t>
-            </w:r>
-          </w:p>
-        </w:tc>
-        <w:tc>
-          <w:tcPr>
-            <w:tcBorders>
-              <w:top w:val="single" w:space="0" w:color="D3D3D3"/>
-              <w:bottom w:val="single" w:space="0" w:color="D3D3D3"/>
-              <w:start w:val="single" w:space="0" w:color="D3D3D3"/>
-              <w:end w:val="single" w:space="0" w:color="D3D3D3"/>
-            </w:tcBorders>
-          </w:tcPr>
-          <w:p>
-            <w:pPr>
-              <w:spacing w:before="0" w:after="60"/>
-              <w:keepNext/>
-              <w:jc w:val="start"/>
-            </w:pPr>
-            <w:r>
-              <w:rPr>
-                <w:rFonts w:ascii="Calibri" w:hAnsi="Calibri"/>
-                <w:sz w:val="20"/>
-              </w:rPr>
-              <w:t xml:space="default">Supported</w:t>
+              <w:t xml:space="default">0.219</w:t>
+            </w:r>
+          </w:p>
+        </w:tc>
+        <w:tc>
+          <w:tcPr>
+            <w:tcBorders>
+              <w:top w:val="single" w:space="0" w:color="D3D3D3"/>
+              <w:bottom w:val="single" w:space="0" w:color="D3D3D3"/>
+              <w:start w:val="single" w:space="0" w:color="D3D3D3"/>
+              <w:end w:val="single" w:space="0" w:color="D3D3D3"/>
+            </w:tcBorders>
+          </w:tcPr>
+          <w:p>
+            <w:pPr>
+              <w:spacing w:before="0" w:after="60"/>
+              <w:keepNext/>
+              <w:jc w:val="start"/>
+            </w:pPr>
+            <w:r>
+              <w:rPr>
+                <w:rFonts w:ascii="Calibri" w:hAnsi="Calibri"/>
+                <w:sz w:val="20"/>
+              </w:rPr>
+              <w:t xml:space="default">Hurricane</w:t>
+            </w:r>
+          </w:p>
+        </w:tc>
+        <w:tc>
+          <w:tcPr>
+            <w:tcBorders>
+              <w:top w:val="single" w:space="0" w:color="D3D3D3"/>
+              <w:bottom w:val="single" w:space="0" w:color="D3D3D3"/>
+              <w:start w:val="single" w:space="0" w:color="D3D3D3"/>
+              <w:end w:val="single" w:space="0" w:color="D3D3D3"/>
+            </w:tcBorders>
+          </w:tcPr>
+          <w:p>
+            <w:pPr>
+              <w:spacing w:before="0" w:after="60"/>
+              <w:keepNext/>
+              <w:jc w:val="start"/>
+            </w:pPr>
+            <w:r>
+              <w:rPr>
+                <w:rFonts w:ascii="Calibri" w:hAnsi="Calibri"/>
+                <w:sz w:val="20"/>
+              </w:rPr>
+              <w:t xml:space="default">0.29</w:t>
+            </w:r>
+          </w:p>
+        </w:tc>
+        <w:tc>
+          <w:tcPr>
+            <w:tcBorders>
+              <w:top w:val="single" w:space="0" w:color="D3D3D3"/>
+              <w:bottom w:val="single" w:space="0" w:color="D3D3D3"/>
+              <w:start w:val="single" w:space="0" w:color="D3D3D3"/>
+              <w:end w:val="single" w:space="0" w:color="D3D3D3"/>
+            </w:tcBorders>
+          </w:tcPr>
+          <w:p>
+            <w:pPr>
+              <w:spacing w:before="0" w:after="60"/>
+              <w:keepNext/>
+              <w:jc w:val="start"/>
+            </w:pPr>
+            <w:r>
+              <w:rPr>
+                <w:rFonts w:ascii="Calibri" w:hAnsi="Calibri"/>
+                <w:sz w:val="20"/>
+              </w:rPr>
+              <w:t xml:space="default">none</w:t>
+            </w:r>
+          </w:p>
+        </w:tc>
+        <w:tc>
+          <w:tcPr>
+            <w:tcBorders>
+              <w:top w:val="single" w:space="0" w:color="D3D3D3"/>
+              <w:bottom w:val="single" w:space="0" w:color="D3D3D3"/>
+              <w:start w:val="single" w:space="0" w:color="D3D3D3"/>
+              <w:end w:val="single" w:space="0" w:color="D3D3D3"/>
+            </w:tcBorders>
+          </w:tcPr>
+          <w:p>
+            <w:pPr>
+              <w:spacing w:before="0" w:after="60"/>
+              <w:keepNext/>
+              <w:jc w:val="start"/>
+            </w:pPr>
+            <w:r>
+              <w:rPr>
+                <w:rFonts w:ascii="Calibri" w:hAnsi="Calibri"/>
+                <w:sz w:val="20"/>
+              </w:rPr>
+              <w:t xml:space="default">s(age) (EDF=1.65)</w:t>
+            </w:r>
+          </w:p>
+        </w:tc>
+        <w:tc>
+          <w:tcPr>
+            <w:tcBorders>
+              <w:top w:val="single" w:space="0" w:color="D3D3D3"/>
+              <w:bottom w:val="single" w:space="0" w:color="D3D3D3"/>
+              <w:start w:val="single" w:space="0" w:color="D3D3D3"/>
+              <w:end w:val="single" w:space="0" w:color="D3D3D3"/>
+            </w:tcBorders>
+          </w:tcPr>
+          <w:p>
+            <w:pPr>
+              <w:spacing w:before="0" w:after="60"/>
+              <w:keepNext/>
+              <w:jc w:val="start"/>
+            </w:pPr>
+            <w:r>
+              <w:rPr>
+                <w:rFonts w:ascii="Calibri" w:hAnsi="Calibri"/>
+                <w:sz w:val="20"/>
+              </w:rPr>
+              <w:t xml:space="default">Weak support</w:t>
             </w:r>
           </w:p>
         </w:tc>
@@ -2423,31 +2423,31 @@
                 <w:rFonts w:ascii="Calibri" w:hAnsi="Calibri"/>
                 <w:sz w:val="20"/>
               </w:rPr>
-              <w:t xml:space="default">M_dt</w:t>
-            </w:r>
-          </w:p>
-        </w:tc>
-        <w:tc>
-          <w:tcPr>
-            <w:tcBorders>
-              <w:top w:val="single" w:space="0" w:color="D3D3D3"/>
-              <w:bottom w:val="single" w:space="0" w:color="D3D3D3"/>
-              <w:start w:val="single" w:space="0" w:color="D3D3D3"/>
-              <w:end w:val="single" w:space="0" w:color="D3D3D3"/>
-            </w:tcBorders>
-          </w:tcPr>
-          <w:p>
-            <w:pPr>
-              <w:spacing w:before="0" w:after="60"/>
-              <w:keepNext/>
-              <w:jc w:val="start"/>
-            </w:pPr>
-            <w:r>
-              <w:rPr>
-                <w:rFonts w:ascii="Calibri" w:hAnsi="Calibri"/>
-                <w:sz w:val="20"/>
-              </w:rPr>
-              <w:t xml:space="default">thermal rate of change δT</w:t>
+              <w:t xml:space="default">M_hav</w:t>
+            </w:r>
+          </w:p>
+        </w:tc>
+        <w:tc>
+          <w:tcPr>
+            <w:tcBorders>
+              <w:top w:val="single" w:space="0" w:color="D3D3D3"/>
+              <w:bottom w:val="single" w:space="0" w:color="D3D3D3"/>
+              <w:start w:val="single" w:space="0" w:color="D3D3D3"/>
+              <w:end w:val="single" w:space="0" w:color="D3D3D3"/>
+            </w:tcBorders>
+          </w:tcPr>
+          <w:p>
+            <w:pPr>
+              <w:spacing w:before="0" w:after="60"/>
+              <w:keepNext/>
+              <w:jc w:val="start"/>
+            </w:pPr>
+            <w:r>
+              <w:rPr>
+                <w:rFonts w:ascii="Calibri" w:hAnsi="Calibri"/>
+                <w:sz w:val="20"/>
+              </w:rPr>
+              <w:t xml:space="default">Smoothed TC frequency</w:t>
             </w:r>
           </w:p>
         </w:tc>
@@ -2471,7 +2471,7 @@
                 <w:rFonts w:ascii="Calibri" w:hAnsi="Calibri"/>
                 <w:sz w:val="20"/>
               </w:rPr>
-              <w:t xml:space="default">-5.106</w:t>
+              <w:t xml:space="default">-8.601</w:t>
             </w:r>
           </w:p>
         </w:tc>
@@ -2495,7 +2495,7 @@
                 <w:rFonts w:ascii="Calibri" w:hAnsi="Calibri"/>
                 <w:sz w:val="20"/>
               </w:rPr>
-              <w:t xml:space="default">0.499</w:t>
+              <w:t xml:space="default">0.714</w:t>
             </w:r>
           </w:p>
         </w:tc>
@@ -2519,55 +2519,55 @@
                 <w:rFonts w:ascii="Calibri" w:hAnsi="Calibri"/>
                 <w:sz w:val="20"/>
               </w:rPr>
-              <w:t xml:space="default">0.236</w:t>
-            </w:r>
-          </w:p>
-        </w:tc>
-        <w:tc>
-          <w:tcPr>
-            <w:tcBorders>
-              <w:top w:val="single" w:space="0" w:color="D3D3D3"/>
-              <w:bottom w:val="single" w:space="0" w:color="D3D3D3"/>
-              <w:start w:val="single" w:space="0" w:color="D3D3D3"/>
-              <w:end w:val="single" w:space="0" w:color="D3D3D3"/>
-            </w:tcBorders>
-          </w:tcPr>
-          <w:p>
-            <w:pPr>
-              <w:spacing w:before="0" w:after="60"/>
-              <w:keepNext/>
-              <w:jc w:val="start"/>
-            </w:pPr>
-            <w:r>
-              <w:rPr>
-                <w:rFonts w:ascii="Calibri" w:hAnsi="Calibri"/>
-                <w:sz w:val="20"/>
-              </w:rPr>
-              <w:t xml:space="default">s(dT_raw)</w:t>
-            </w:r>
-          </w:p>
-        </w:tc>
-        <w:tc>
-          <w:tcPr>
-            <w:tcBorders>
-              <w:top w:val="single" w:space="0" w:color="D3D3D3"/>
-              <w:bottom w:val="single" w:space="0" w:color="D3D3D3"/>
-              <w:start w:val="single" w:space="0" w:color="D3D3D3"/>
-              <w:end w:val="single" w:space="0" w:color="D3D3D3"/>
-            </w:tcBorders>
-          </w:tcPr>
-          <w:p>
-            <w:pPr>
-              <w:spacing w:before="0" w:after="60"/>
-              <w:keepNext/>
-              <w:jc w:val="start"/>
-            </w:pPr>
-            <w:r>
-              <w:rPr>
-                <w:rFonts w:ascii="Calibri" w:hAnsi="Calibri"/>
-                <w:sz w:val="20"/>
-              </w:rPr>
-              <w:t xml:space="default">0.21</w:t>
+              <w:t xml:space="default">0.437</w:t>
+            </w:r>
+          </w:p>
+        </w:tc>
+        <w:tc>
+          <w:tcPr>
+            <w:tcBorders>
+              <w:top w:val="single" w:space="0" w:color="D3D3D3"/>
+              <w:bottom w:val="single" w:space="0" w:color="D3D3D3"/>
+              <w:start w:val="single" w:space="0" w:color="D3D3D3"/>
+              <w:end w:val="single" w:space="0" w:color="D3D3D3"/>
+            </w:tcBorders>
+          </w:tcPr>
+          <w:p>
+            <w:pPr>
+              <w:spacing w:before="0" w:after="60"/>
+              <w:keepNext/>
+              <w:jc w:val="start"/>
+            </w:pPr>
+            <w:r>
+              <w:rPr>
+                <w:rFonts w:ascii="Calibri" w:hAnsi="Calibri"/>
+                <w:sz w:val="20"/>
+              </w:rPr>
+              <w:t xml:space="default">s(Hur100_av)</w:t>
+            </w:r>
+          </w:p>
+        </w:tc>
+        <w:tc>
+          <w:tcPr>
+            <w:tcBorders>
+              <w:top w:val="single" w:space="0" w:color="D3D3D3"/>
+              <w:bottom w:val="single" w:space="0" w:color="D3D3D3"/>
+              <w:start w:val="single" w:space="0" w:color="D3D3D3"/>
+              <w:end w:val="single" w:space="0" w:color="D3D3D3"/>
+            </w:tcBorders>
+          </w:tcPr>
+          <w:p>
+            <w:pPr>
+              <w:spacing w:before="0" w:after="60"/>
+              <w:keepNext/>
+              <w:jc w:val="start"/>
+            </w:pPr>
+            <w:r>
+              <w:rPr>
+                <w:rFonts w:ascii="Calibri" w:hAnsi="Calibri"/>
+                <w:sz w:val="20"/>
+              </w:rPr>
+              <w:t xml:space="default">0.076</w:t>
             </w:r>
           </w:p>
         </w:tc>
@@ -2615,7 +2615,7 @@
                 <w:rFonts w:ascii="Calibri" w:hAnsi="Calibri"/>
                 <w:sz w:val="20"/>
               </w:rPr>
-              <w:t xml:space="default">s(age) (EDF=2.66); s(dT_raw) (EDF=1)</w:t>
+              <w:t xml:space="default">s(age) (EDF=2.51); s(Hur100_av) (EDF=3.05)</w:t>
             </w:r>
           </w:p>
         </w:tc>
@@ -2993,31 +2993,31 @@
                 <w:rFonts w:ascii="Calibri" w:hAnsi="Calibri"/>
                 <w:sz w:val="20"/>
               </w:rPr>
-              <w:t xml:space="default">M_hav</w:t>
-            </w:r>
-          </w:p>
-        </w:tc>
-        <w:tc>
-          <w:tcPr>
-            <w:tcBorders>
-              <w:top w:val="single" w:space="0" w:color="D3D3D3"/>
-              <w:bottom w:val="single" w:space="0" w:color="D3D3D3"/>
-              <w:start w:val="single" w:space="0" w:color="D3D3D3"/>
-              <w:end w:val="single" w:space="0" w:color="D3D3D3"/>
-            </w:tcBorders>
-          </w:tcPr>
-          <w:p>
-            <w:pPr>
-              <w:spacing w:before="0" w:after="60"/>
-              <w:keepNext/>
-              <w:jc w:val="start"/>
-            </w:pPr>
-            <w:r>
-              <w:rPr>
-                <w:rFonts w:ascii="Calibri" w:hAnsi="Calibri"/>
-                <w:sz w:val="20"/>
-              </w:rPr>
-              <w:t xml:space="default">Hurricane average</w:t>
+              <w:t xml:space="default">M_temp</w:t>
+            </w:r>
+          </w:p>
+        </w:tc>
+        <w:tc>
+          <w:tcPr>
+            <w:tcBorders>
+              <w:top w:val="single" w:space="0" w:color="D3D3D3"/>
+              <w:bottom w:val="single" w:space="0" w:color="D3D3D3"/>
+              <w:start w:val="single" w:space="0" w:color="D3D3D3"/>
+              <w:end w:val="single" w:space="0" w:color="D3D3D3"/>
+            </w:tcBorders>
+          </w:tcPr>
+          <w:p>
+            <w:pPr>
+              <w:spacing w:before="0" w:after="60"/>
+              <w:keepNext/>
+              <w:jc w:val="start"/>
+            </w:pPr>
+            <w:r>
+              <w:rPr>
+                <w:rFonts w:ascii="Calibri" w:hAnsi="Calibri"/>
+                <w:sz w:val="20"/>
+              </w:rPr>
+              <w:t xml:space="default">GMHT anomalies</w:t>
             </w:r>
           </w:p>
         </w:tc>
@@ -3041,7 +3041,7 @@
                 <w:rFonts w:ascii="Calibri" w:hAnsi="Calibri"/>
                 <w:sz w:val="20"/>
               </w:rPr>
-              <w:t xml:space="default">-66.595</w:t>
+              <w:t xml:space="default">-46.070</w:t>
             </w:r>
           </w:p>
         </w:tc>
@@ -3065,7 +3065,7 @@
                 <w:rFonts w:ascii="Calibri" w:hAnsi="Calibri"/>
                 <w:sz w:val="20"/>
               </w:rPr>
-              <w:t xml:space="default">0.525</w:t>
+              <w:t xml:space="default">0.339</w:t>
             </w:r>
           </w:p>
         </w:tc>
@@ -3089,55 +3089,55 @@
                 <w:rFonts w:ascii="Calibri" w:hAnsi="Calibri"/>
                 <w:sz w:val="20"/>
               </w:rPr>
-              <w:t xml:space="default">0.421</w:t>
-            </w:r>
-          </w:p>
-        </w:tc>
-        <w:tc>
-          <w:tcPr>
-            <w:tcBorders>
-              <w:top w:val="single" w:space="0" w:color="D3D3D3"/>
-              <w:bottom w:val="single" w:space="0" w:color="D3D3D3"/>
-              <w:start w:val="single" w:space="0" w:color="D3D3D3"/>
-              <w:end w:val="single" w:space="0" w:color="D3D3D3"/>
-            </w:tcBorders>
-          </w:tcPr>
-          <w:p>
-            <w:pPr>
-              <w:spacing w:before="0" w:after="60"/>
-              <w:keepNext/>
-              <w:jc w:val="start"/>
-            </w:pPr>
-            <w:r>
-              <w:rPr>
-                <w:rFonts w:ascii="Calibri" w:hAnsi="Calibri"/>
-                <w:sz w:val="20"/>
-              </w:rPr>
-              <w:t xml:space="default">s(Hur100_av)</w:t>
-            </w:r>
-          </w:p>
-        </w:tc>
-        <w:tc>
-          <w:tcPr>
-            <w:tcBorders>
-              <w:top w:val="single" w:space="0" w:color="D3D3D3"/>
-              <w:bottom w:val="single" w:space="0" w:color="D3D3D3"/>
-              <w:start w:val="single" w:space="0" w:color="D3D3D3"/>
-              <w:end w:val="single" w:space="0" w:color="D3D3D3"/>
-            </w:tcBorders>
-          </w:tcPr>
-          <w:p>
-            <w:pPr>
-              <w:spacing w:before="0" w:after="60"/>
-              <w:keepNext/>
-              <w:jc w:val="start"/>
-            </w:pPr>
-            <w:r>
-              <w:rPr>
-                <w:rFonts w:ascii="Calibri" w:hAnsi="Calibri"/>
-                <w:sz w:val="20"/>
-              </w:rPr>
-              <w:t xml:space="default">&lt;1e-04</w:t>
+              <w:t xml:space="default">0.231</w:t>
+            </w:r>
+          </w:p>
+        </w:tc>
+        <w:tc>
+          <w:tcPr>
+            <w:tcBorders>
+              <w:top w:val="single" w:space="0" w:color="D3D3D3"/>
+              <w:bottom w:val="single" w:space="0" w:color="D3D3D3"/>
+              <w:start w:val="single" w:space="0" w:color="D3D3D3"/>
+              <w:end w:val="single" w:space="0" w:color="D3D3D3"/>
+            </w:tcBorders>
+          </w:tcPr>
+          <w:p>
+            <w:pPr>
+              <w:spacing w:before="0" w:after="60"/>
+              <w:keepNext/>
+              <w:jc w:val="start"/>
+            </w:pPr>
+            <w:r>
+              <w:rPr>
+                <w:rFonts w:ascii="Calibri" w:hAnsi="Calibri"/>
+                <w:sz w:val="20"/>
+              </w:rPr>
+              <w:t xml:space="default">s(GMHT_CPS0_30N)</w:t>
+            </w:r>
+          </w:p>
+        </w:tc>
+        <w:tc>
+          <w:tcPr>
+            <w:tcBorders>
+              <w:top w:val="single" w:space="0" w:color="D3D3D3"/>
+              <w:bottom w:val="single" w:space="0" w:color="D3D3D3"/>
+              <w:start w:val="single" w:space="0" w:color="D3D3D3"/>
+              <w:end w:val="single" w:space="0" w:color="D3D3D3"/>
+            </w:tcBorders>
+          </w:tcPr>
+          <w:p>
+            <w:pPr>
+              <w:spacing w:before="0" w:after="60"/>
+              <w:keepNext/>
+              <w:jc w:val="start"/>
+            </w:pPr>
+            <w:r>
+              <w:rPr>
+                <w:rFonts w:ascii="Calibri" w:hAnsi="Calibri"/>
+                <w:sz w:val="20"/>
+              </w:rPr>
+              <w:t xml:space="default">0.0048</w:t>
             </w:r>
           </w:p>
         </w:tc>
@@ -3185,7 +3185,7 @@
                 <w:rFonts w:ascii="Calibri" w:hAnsi="Calibri"/>
                 <w:sz w:val="20"/>
               </w:rPr>
-              <w:t xml:space="default">s(age) (EDF=1); s(Hur100_av) (EDF=3.01)</w:t>
+              <w:t xml:space="default">s(age) (EDF=2.67); s(GMHT_CPS0_30N) (EDF=2.31)</w:t>
             </w:r>
           </w:p>
         </w:tc>
